--- a/DFT_paper_revision/REVISION_REPORT.docx
+++ b/DFT_paper_revision/REVISION_REPORT.docx
@@ -2271,7 +2271,7 @@
               <w:rPr>
                 <w:rStyle w:val="VerbatimChar"/>
               </w:rPr>
-              <w:t xml:space="preserve">.pdf</w:t>
+              <w:t xml:space="preserve">_PREVIEW.pdf</w:t>
             </w:r>
             <w:r>
               <w:t xml:space="preserve">)</w:t>
@@ -2286,7 +2286,7 @@
               <w:jc w:val="left"/>
             </w:pPr>
             <w:r>
-              <w:t xml:space="preserve">revised manuscript with [AUTHOR ACTION] markers</w:t>
+              <w:t xml:space="preserve">revised manuscript with [AUTHOR ACTION] markers; the PDF is a reading preview rendered from the Markdown source, not from the Word file</w:t>
             </w:r>
           </w:p>
         </w:tc>
@@ -2387,6 +2387,18 @@
                 <w:rStyle w:val="VerbatimChar"/>
               </w:rPr>
               <w:t xml:space="preserve">.md</w:t>
+            </w:r>
+            <w:r>
+              <w:t xml:space="preserve">,</w:t>
+            </w:r>
+            <w:r>
+              <w:t xml:space="preserve"> </w:t>
+            </w:r>
+            <w:r>
+              <w:rPr>
+                <w:rStyle w:val="VerbatimChar"/>
+              </w:rPr>
+              <w:t xml:space="preserve">_PREVIEW.pdf</w:t>
             </w:r>
             <w:r>
               <w:t xml:space="preserve">)</w:t>
@@ -2618,7 +2630,37 @@
         <w:pStyle w:val="FirstParagraph"/>
       </w:pPr>
       <w:r>
-        <w:t xml:space="preserve">I cannot run Quantum ESPRESSO here, open your archive, or read your output files, so nothing in v4 is a new result. I cannot submit on your behalf: submission must be made by the corresponding author through the journal’s portal after all co-authors approve. Publisher, Scimago and DOI landing pages were blocked from this environment, so journal metrics and the four flagged references rest on secondary sources and need your confirmation.</w:t>
+        <w:t xml:space="preserve">The six Word files pass the Office Open XML schema validator; LibreOffice is not functional in the preparation environment, so their page layout was checked on a Chromium render of the same Markdown source (the</w:t>
+      </w:r>
+      <w:r>
+        <w:t xml:space="preserve"> </w:t>
+      </w:r>
+      <w:r>
+        <w:rPr>
+          <w:rStyle w:val="VerbatimChar"/>
+        </w:rPr>
+        <w:t xml:space="preserve">_PREVIEW.pdf</w:t>
+      </w:r>
+      <w:r>
+        <w:t xml:space="preserve"> </w:t>
+      </w:r>
+      <w:r>
+        <w:t xml:space="preserve">files). Open each</w:t>
+      </w:r>
+      <w:r>
+        <w:t xml:space="preserve"> </w:t>
+      </w:r>
+      <w:r>
+        <w:rPr>
+          <w:rStyle w:val="VerbatimChar"/>
+        </w:rPr>
+        <w:t xml:space="preserve">.docx</w:t>
+      </w:r>
+      <w:r>
+        <w:t xml:space="preserve"> </w:t>
+      </w:r>
+      <w:r>
+        <w:t xml:space="preserve">in Word once before editing. I cannot run Quantum ESPRESSO here, open your archive, or read your output files, so nothing in v4 is a new result. I cannot submit on your behalf: submission must be made by the corresponding author through the journal’s portal after all co-authors approve. Publisher, Scimago and DOI landing pages were blocked from this environment, so journal metrics and the four flagged references rest on secondary sources and need your confirmation.</w:t>
       </w:r>
     </w:p>
     <w:bookmarkEnd w:id="27"/>

--- a/DFT_paper_revision/REVISION_REPORT.docx
+++ b/DFT_paper_revision/REVISION_REPORT.docx
@@ -2,7 +2,7 @@
 <file path=word/document.xml><?xml version="1.0" encoding="utf-8"?>
 <w:document xmlns:w="http://schemas.openxmlformats.org/wordprocessingml/2006/main" xmlns:m="http://schemas.openxmlformats.org/officeDocument/2006/math" xmlns:r="http://schemas.openxmlformats.org/officeDocument/2006/relationships" xmlns:o="urn:schemas-microsoft-com:office:office" xmlns:v="urn:schemas-microsoft-com:vml" xmlns:w10="urn:schemas-microsoft-com:office:word" xmlns:a="http://schemas.openxmlformats.org/drawingml/2006/main" xmlns:pic="http://schemas.openxmlformats.org/drawingml/2006/picture" xmlns:wp="http://schemas.openxmlformats.org/drawingml/2006/wordprocessingDrawing">
   <w:body>
-    <w:bookmarkStart w:id="28" w:name="Xe52b7c41e7b273b7aa2b904b7a574c8f71fe0a9"/>
+    <w:bookmarkStart w:id="29" w:name="Xe52b7c41e7b273b7aa2b904b7a574c8f71fe0a9"/>
     <w:p>
       <w:pPr>
         <w:pStyle w:val="Heading1"/>
@@ -2616,13 +2616,13 @@
       </w:tr>
     </w:tbl>
     <w:bookmarkEnd w:id="26"/>
-    <w:bookmarkStart w:id="27" w:name="what-i-could-not-do"/>
+    <w:bookmarkStart w:id="27" w:name="X31e59b9827550de6842e1c3259a54861f5aa49d"/>
     <w:p>
       <w:pPr>
         <w:pStyle w:val="Heading2"/>
       </w:pPr>
       <w:r>
-        <w:t xml:space="preserve">8. What I could not do</w:t>
+        <w:t xml:space="preserve">7a. Editorial pass after v4 (added 2 October 2026)</w:t>
       </w:r>
     </w:p>
     <w:p>
@@ -2630,41 +2630,107 @@
         <w:pStyle w:val="FirstParagraph"/>
       </w:pPr>
       <w:r>
-        <w:t xml:space="preserve">The six Word files pass the Office Open XML schema validator; LibreOffice is not functional in the preparation environment, so their page layout was checked on a Chromium render of the same Markdown source (the</w:t>
-      </w:r>
-      <w:r>
-        <w:t xml:space="preserve"> </w:t>
-      </w:r>
-      <w:r>
-        <w:rPr>
-          <w:rStyle w:val="VerbatimChar"/>
-        </w:rPr>
-        <w:t xml:space="preserve">_PREVIEW.pdf</w:t>
-      </w:r>
-      <w:r>
-        <w:t xml:space="preserve"> </w:t>
-      </w:r>
-      <w:r>
-        <w:t xml:space="preserve">files). Open each</w:t>
-      </w:r>
-      <w:r>
-        <w:t xml:space="preserve"> </w:t>
-      </w:r>
-      <w:r>
-        <w:rPr>
-          <w:rStyle w:val="VerbatimChar"/>
-        </w:rPr>
-        <w:t xml:space="preserve">.docx</w:t>
-      </w:r>
-      <w:r>
-        <w:t xml:space="preserve"> </w:t>
-      </w:r>
-      <w:r>
-        <w:t xml:space="preserve">in Word once before editing. I cannot run Quantum ESPRESSO here, open your archive, or read your output files, so nothing in v4 is a new result. I cannot submit on your behalf: submission must be made by the corresponding author through the journal’s portal after all co-authors approve. Publisher, Scimago and DOI landing pages were blocked from this environment, so journal metrics and the four flagged references rest on secondary sources and need your confirmation.</w:t>
+        <w:t xml:space="preserve">After v4 was built, an independent compliance check (19 applied / 13 partial / 9 not applied of 41 audit items reached) and an editorial reject-hunt (87 findings from a handling-editor lens and a computational-methods lens) were run; the usage limit interrupted the remaining lenses, so the findings were verified and applied by hand. The corrections that matter most for an editor or referee: the abstract is now 243 words and no longer contradicts Table 4; the double-rounded 8.80 eV is 8.81 eV; the production vacancy is no longer called the nearest-neighbour oxygen (the earlier draft said that site was not tested, so you must state the actual index and distance); the</w:t>
+      </w:r>
+      <w:r>
+        <w:t xml:space="preserve"> </w:t>
+      </w:r>
+      <w:r>
+        <w:t xml:space="preserve">“</w:t>
+      </w:r>
+      <w:r>
+        <w:t xml:space="preserve">zero starting magnetisation</w:t>
+      </w:r>
+      <w:r>
+        <w:t xml:space="preserve">”</w:t>
+      </w:r>
+      <w:r>
+        <w:t xml:space="preserve"> </w:t>
+      </w:r>
+      <w:r>
+        <w:t xml:space="preserve">statement is replaced by a request for the actual input values, because Quantum ESPRESSO requires a non-zero value; two nearly degenerate Rb_VO spin solutions (m</w:t>
+      </w:r>
+      <w:r>
+        <w:rPr>
+          <w:vertAlign w:val="subscript"/>
+        </w:rPr>
+        <w:t xml:space="preserve">abs</w:t>
+      </w:r>
+      <w:r>
+        <w:t xml:space="preserve"> </w:t>
+      </w:r>
+      <w:r>
+        <w:t xml:space="preserve">= 1.21 μB from the relaxation, 1.00 μB from every from-scratch single point) are disclosed and must be ranked; the HSE06 total energy differs from the PBE+U total by 348 Ry, which cannot come from the functional alone and must be explained (different pseudopotentials?); the Bader dopant charges fail the sum rule of Table S3 and must be re-extracted; the k-mesh series is non-monotonic between 2×2×2 and 3×3×2 and is now stated as such; all</w:t>
+      </w:r>
+      <w:r>
+        <w:t xml:space="preserve"> </w:t>
+      </w:r>
+      <w:r>
+        <w:t xml:space="preserve">“</w:t>
+      </w:r>
+      <w:r>
+        <w:t xml:space="preserve">withdrawn / used earlier</w:t>
+      </w:r>
+      <w:r>
+        <w:t xml:space="preserve">”</w:t>
+      </w:r>
+      <w:r>
+        <w:t xml:space="preserve"> </w:t>
+      </w:r>
+      <w:r>
+        <w:t xml:space="preserve">wording is gone from the manuscript (it belongs only in the response letter); placeholder notes no longer print in the reference list; a graphical abstract and five highlights now exist; the generative-AI, funding and CRediT statements are in Elsevier form. See response_to_audit/Editorial_Pass_Log.md for all 87 dispositions.</w:t>
       </w:r>
     </w:p>
     <w:bookmarkEnd w:id="27"/>
+    <w:bookmarkStart w:id="28" w:name="what-i-could-not-do"/>
+    <w:p>
+      <w:pPr>
+        <w:pStyle w:val="Heading2"/>
+      </w:pPr>
+      <w:r>
+        <w:t xml:space="preserve">8. What I could not do</w:t>
+      </w:r>
+    </w:p>
+    <w:p>
+      <w:pPr>
+        <w:pStyle w:val="FirstParagraph"/>
+      </w:pPr>
+      <w:r>
+        <w:t xml:space="preserve">The six Word files pass the Office Open XML schema validator; LibreOffice is not functional in the preparation environment, so their page layout was checked on a Chromium render of the same Markdown source (the</w:t>
+      </w:r>
+      <w:r>
+        <w:t xml:space="preserve"> </w:t>
+      </w:r>
+      <w:r>
+        <w:rPr>
+          <w:rStyle w:val="VerbatimChar"/>
+        </w:rPr>
+        <w:t xml:space="preserve">_PREVIEW.pdf</w:t>
+      </w:r>
+      <w:r>
+        <w:t xml:space="preserve"> </w:t>
+      </w:r>
+      <w:r>
+        <w:t xml:space="preserve">files). Open each</w:t>
+      </w:r>
+      <w:r>
+        <w:t xml:space="preserve"> </w:t>
+      </w:r>
+      <w:r>
+        <w:rPr>
+          <w:rStyle w:val="VerbatimChar"/>
+        </w:rPr>
+        <w:t xml:space="preserve">.docx</w:t>
+      </w:r>
+      <w:r>
+        <w:t xml:space="preserve"> </w:t>
+      </w:r>
+      <w:r>
+        <w:t xml:space="preserve">in Word once before editing. I cannot run Quantum ESPRESSO here, open your archive, or read your output files, so nothing in v4 is a new result. I cannot submit on your behalf: submission must be made by the corresponding author through the journal’s portal after all co-authors approve. Publisher, Scimago and DOI landing pages were blocked from this environment, so journal metrics and the four flagged references rest on secondary sources and need your confirmation.</w:t>
+      </w:r>
+    </w:p>
     <w:bookmarkEnd w:id="28"/>
+    <w:bookmarkEnd w:id="29"/>
     <w:sectPr/>
   </w:body>
 </w:document>

--- a/DFT_paper_revision/REVISION_REPORT.docx
+++ b/DFT_paper_revision/REVISION_REPORT.docx
@@ -2,7 +2,7 @@
 <file path=word/document.xml><?xml version="1.0" encoding="utf-8"?>
 <w:document xmlns:w="http://schemas.openxmlformats.org/wordprocessingml/2006/main" xmlns:m="http://schemas.openxmlformats.org/officeDocument/2006/math" xmlns:r="http://schemas.openxmlformats.org/officeDocument/2006/relationships" xmlns:o="urn:schemas-microsoft-com:office:office" xmlns:v="urn:schemas-microsoft-com:vml" xmlns:w10="urn:schemas-microsoft-com:office:word" xmlns:a="http://schemas.openxmlformats.org/drawingml/2006/main" xmlns:pic="http://schemas.openxmlformats.org/drawingml/2006/picture" xmlns:wp="http://schemas.openxmlformats.org/drawingml/2006/wordprocessingDrawing">
   <w:body>
-    <w:bookmarkStart w:id="29" w:name="Xe52b7c41e7b273b7aa2b904b7a574c8f71fe0a9"/>
+    <w:bookmarkStart w:id="30" w:name="Xe52b7c41e7b273b7aa2b904b7a574c8f71fe0a9"/>
     <w:p>
       <w:pPr>
         <w:pStyle w:val="Heading1"/>
@@ -1595,7 +1595,7 @@
         <w:t xml:space="preserve">“</w:t>
       </w:r>
       <w:r>
-        <w:t xml:space="preserve">Oxygen-Vacancy Energetics and Hole Localization in Pr- and Rb-Substituted Anatase TiO</w:t>
+        <w:t xml:space="preserve">Oxygen-Vacancy Energetics and Dopant-Induced Holes in Pr- and Rb-Substituted Anatase TiO</w:t>
       </w:r>
       <w:r>
         <w:rPr>
@@ -1610,7 +1610,28 @@
         <w:t xml:space="preserve">”</w:t>
       </w:r>
       <w:r>
-        <w:t xml:space="preserve">. Abstract rewritten around the three formation energies, the electron ledger and the method dependence of Pr localisation.</w:t>
+        <w:t xml:space="preserve"> </w:t>
+      </w:r>
+      <w:r>
+        <w:t xml:space="preserve">(the interim title</w:t>
+      </w:r>
+      <w:r>
+        <w:t xml:space="preserve"> </w:t>
+      </w:r>
+      <w:r>
+        <w:t xml:space="preserve">“</w:t>
+      </w:r>
+      <w:r>
+        <w:t xml:space="preserve">…Hole Localisation…</w:t>
+      </w:r>
+      <w:r>
+        <w:t xml:space="preserve">”</w:t>
+      </w:r>
+      <w:r>
+        <w:t xml:space="preserve"> </w:t>
+      </w:r>
+      <w:r>
+        <w:t xml:space="preserve">was changed in the second editorial round, because no reported observable establishes localisation). Abstract rewritten around the three formation energies, the electron ledger and the method dependence of Pr localisation.</w:t>
       </w:r>
     </w:p>
     <w:p>
@@ -2682,12 +2703,245 @@
       </w:r>
     </w:p>
     <w:bookmarkEnd w:id="27"/>
-    <w:bookmarkStart w:id="28" w:name="what-i-could-not-do"/>
+    <w:bookmarkStart w:id="28" w:name="X1e3848e1948937faa63d2becfdc4b9714729a04"/>
     <w:p>
       <w:pPr>
         <w:pStyle w:val="Heading2"/>
       </w:pPr>
       <w:r>
+        <w:t xml:space="preserve">7b. Second editorial round (added 3 October 2026)</w:t>
+      </w:r>
+    </w:p>
+    <w:p>
+      <w:pPr>
+        <w:pStyle w:val="FirstParagraph"/>
+      </w:pPr>
+      <w:r>
+        <w:t xml:space="preserve">The four editorial lenses that the usage limit had interrupted were re-run with Claude Opus 5.5 (192 accepted findings, none desk-reject; all applied or superseded). The points you must know before submission:</w:t>
+      </w:r>
+    </w:p>
+    <w:p>
+      <w:pPr>
+        <w:numPr>
+          <w:ilvl w:val="0"/>
+          <w:numId w:val="1002"/>
+        </w:numPr>
+        <w:pStyle w:val="Compact"/>
+      </w:pPr>
+      <w:r>
+        <w:rPr>
+          <w:bCs/>
+          <w:b/>
+        </w:rPr>
+        <w:t xml:space="preserve">Elsevier image policy.</w:t>
+      </w:r>
+      <w:r>
+        <w:t xml:space="preserve"> </w:t>
+      </w:r>
+      <w:r>
+        <w:t xml:space="preserve">The graphical abstract and the interim label patches on Figures 1, 4, S1, S2 and S3 were produced with the AI tool. Elsevier does not permit generative-AI or AI-assisted tools to create or alter images, or to produce graphical-abstract artwork. Regenerate all of them with your own scripts from the raw data before submission; the declaration in the manuscript says so in an [AUTHOR ACTION] marker.</w:t>
+      </w:r>
+    </w:p>
+    <w:p>
+      <w:pPr>
+        <w:numPr>
+          <w:ilvl w:val="0"/>
+          <w:numId w:val="1002"/>
+        </w:numPr>
+        <w:pStyle w:val="Compact"/>
+      </w:pPr>
+      <w:r>
+        <w:rPr>
+          <w:bCs/>
+          <w:b/>
+        </w:rPr>
+        <w:t xml:space="preserve">Figure 1</w:t>
+      </w:r>
+      <w:r>
+        <w:t xml:space="preserve"> </w:t>
+      </w:r>
+      <w:r>
+        <w:t xml:space="preserve">shows identical atomic positions in both panels, so it cannot show two different relaxed cells.</w:t>
+      </w:r>
+      <w:r>
+        <w:t xml:space="preserve"> </w:t>
+      </w:r>
+      <w:r>
+        <w:rPr>
+          <w:bCs/>
+          <w:b/>
+        </w:rPr>
+        <w:t xml:space="preserve">Figure 4</w:t>
+      </w:r>
+      <w:r>
+        <w:t xml:space="preserve"> </w:t>
+      </w:r>
+      <w:r>
+        <w:t xml:space="preserve">plots the empty half of the Rb_VO feature in the spin-down channel, which implies m &gt; 0, while Table 3 gives m = −0.97 μB. Check the spin labels and which Rb_VO solution the PDOS run used.</w:t>
+      </w:r>
+    </w:p>
+    <w:p>
+      <w:pPr>
+        <w:numPr>
+          <w:ilvl w:val="0"/>
+          <w:numId w:val="1002"/>
+        </w:numPr>
+        <w:pStyle w:val="Compact"/>
+      </w:pPr>
+      <w:r>
+        <w:rPr>
+          <w:bCs/>
+          <w:b/>
+        </w:rPr>
+        <w:t xml:space="preserve">k-mesh sign.</w:t>
+      </w:r>
+      <w:r>
+        <w:t xml:space="preserve"> </w:t>
+      </w:r>
+      <w:r>
+        <w:t xml:space="preserve">The round-1 text had the sign wrong. Table S2 shows the 2×2×2 energies lie</w:t>
+      </w:r>
+      <w:r>
+        <w:t xml:space="preserve"> </w:t>
+      </w:r>
+      <w:r>
+        <w:rPr>
+          <w:iCs/>
+          <w:i/>
+        </w:rPr>
+        <w:t xml:space="preserve">above</w:t>
+      </w:r>
+      <w:r>
+        <w:t xml:space="preserve"> </w:t>
+      </w:r>
+      <w:r>
+        <w:t xml:space="preserve">the Γ-only values; the text now says so and asks you to confirm the sign of the Γ − 3×3×2 differences.</w:t>
+      </w:r>
+    </w:p>
+    <w:p>
+      <w:pPr>
+        <w:numPr>
+          <w:ilvl w:val="0"/>
+          <w:numId w:val="1002"/>
+        </w:numPr>
+        <w:pStyle w:val="Compact"/>
+      </w:pPr>
+      <w:r>
+        <w:rPr>
+          <w:bCs/>
+          <w:b/>
+        </w:rPr>
+        <w:t xml:space="preserve">Radius confound.</w:t>
+      </w:r>
+      <w:r>
+        <w:t xml:space="preserve"> </w:t>
+      </w:r>
+      <w:r>
+        <w:t xml:space="preserve">The ordering pristine &gt; Pr &gt; Rb is also the order of cation radius, and the Discussion now says so explicitly.</w:t>
+      </w:r>
+    </w:p>
+    <w:p>
+      <w:pPr>
+        <w:numPr>
+          <w:ilvl w:val="0"/>
+          <w:numId w:val="1002"/>
+        </w:numPr>
+        <w:pStyle w:val="Compact"/>
+      </w:pPr>
+      <w:r>
+        <w:rPr>
+          <w:bCs/>
+          <w:b/>
+        </w:rPr>
+        <w:t xml:space="preserve">Title.</w:t>
+      </w:r>
+      <w:r>
+        <w:t xml:space="preserve"> </w:t>
+      </w:r>
+      <w:r>
+        <w:t xml:space="preserve">It now reads</w:t>
+      </w:r>
+      <w:r>
+        <w:t xml:space="preserve"> </w:t>
+      </w:r>
+      <w:r>
+        <w:t xml:space="preserve">“</w:t>
+      </w:r>
+      <w:r>
+        <w:t xml:space="preserve">Dopant-Induced Holes</w:t>
+      </w:r>
+      <w:r>
+        <w:t xml:space="preserve">”</w:t>
+      </w:r>
+      <w:r>
+        <w:t xml:space="preserve"> </w:t>
+      </w:r>
+      <w:r>
+        <w:t xml:space="preserve">instead of</w:t>
+      </w:r>
+      <w:r>
+        <w:t xml:space="preserve"> </w:t>
+      </w:r>
+      <w:r>
+        <w:t xml:space="preserve">“</w:t>
+      </w:r>
+      <w:r>
+        <w:t xml:space="preserve">Hole Localisation</w:t>
+      </w:r>
+      <w:r>
+        <w:t xml:space="preserve">”</w:t>
+      </w:r>
+      <w:r>
+        <w:t xml:space="preserve">; restore the latter only if a spin-density figure shows a localised hole.</w:t>
+      </w:r>
+    </w:p>
+    <w:p>
+      <w:pPr>
+        <w:numPr>
+          <w:ilvl w:val="0"/>
+          <w:numId w:val="1002"/>
+        </w:numPr>
+        <w:pStyle w:val="Compact"/>
+      </w:pPr>
+      <w:r>
+        <w:rPr>
+          <w:bCs/>
+          <w:b/>
+        </w:rPr>
+        <w:t xml:space="preserve">Literature.</w:t>
+      </w:r>
+      <w:r>
+        <w:t xml:space="preserve"> </w:t>
+      </w:r>
+      <w:r>
+        <w:t xml:space="preserve">Arrigoni and Madsen used U = 5.8 eV and HSE15 (their arXiv preprint), not U = 4.2 eV and HSE06, so their numbers are not directly comparable with yours. Vural et al. do not mention oxygen vacancies in their abstract, so the Pr–V_O</w:t>
+      </w:r>
+      <w:r>
+        <w:t xml:space="preserve"> </w:t>
+      </w:r>
+      <w:r>
+        <w:t xml:space="preserve">“</w:t>
+      </w:r>
+      <w:r>
+        <w:t xml:space="preserve">agreement</w:t>
+      </w:r>
+      <w:r>
+        <w:t xml:space="preserve">”</w:t>
+      </w:r>
+      <w:r>
+        <w:t xml:space="preserve"> </w:t>
+      </w:r>
+      <w:r>
+        <w:t xml:space="preserve">sentence must be checked or deleted. The Yin 2020 reference was missing an author (X. Wei) and had the wrong end page.</w:t>
+      </w:r>
+    </w:p>
+    <w:bookmarkEnd w:id="28"/>
+    <w:bookmarkStart w:id="29" w:name="what-i-could-not-do"/>
+    <w:p>
+      <w:pPr>
+        <w:pStyle w:val="Heading2"/>
+      </w:pPr>
+      <w:r>
         <w:t xml:space="preserve">8. What I could not do</w:t>
       </w:r>
     </w:p>
@@ -2729,8 +2983,8 @@
         <w:t xml:space="preserve">in Word once before editing. I cannot run Quantum ESPRESSO here, open your archive, or read your output files, so nothing in v4 is a new result. I cannot submit on your behalf: submission must be made by the corresponding author through the journal’s portal after all co-authors approve. Publisher, Scimago and DOI landing pages were blocked from this environment, so journal metrics and the four flagged references rest on secondary sources and need your confirmation.</w:t>
       </w:r>
     </w:p>
-    <w:bookmarkEnd w:id="28"/>
     <w:bookmarkEnd w:id="29"/>
+    <w:bookmarkEnd w:id="30"/>
     <w:sectPr/>
   </w:body>
 </w:document>
@@ -2917,6 +3171,9 @@
     <w:abstractNumId w:val="990"/>
   </w:num>
   <w:num w:numId="1001">
+    <w:abstractNumId w:val="991"/>
+  </w:num>
+  <w:num w:numId="1002">
     <w:abstractNumId w:val="991"/>
   </w:num>
 </w:numbering>

--- a/DFT_paper_revision/REVISION_REPORT.docx
+++ b/DFT_paper_revision/REVISION_REPORT.docx
@@ -2,7 +2,7 @@
 <file path=word/document.xml><?xml version="1.0" encoding="utf-8"?>
 <w:document xmlns:w="http://schemas.openxmlformats.org/wordprocessingml/2006/main" xmlns:m="http://schemas.openxmlformats.org/officeDocument/2006/math" xmlns:r="http://schemas.openxmlformats.org/officeDocument/2006/relationships" xmlns:o="urn:schemas-microsoft-com:office:office" xmlns:v="urn:schemas-microsoft-com:vml" xmlns:w10="urn:schemas-microsoft-com:office:word" xmlns:a="http://schemas.openxmlformats.org/drawingml/2006/main" xmlns:pic="http://schemas.openxmlformats.org/drawingml/2006/picture" xmlns:wp="http://schemas.openxmlformats.org/drawingml/2006/wordprocessingDrawing">
   <w:body>
-    <w:bookmarkStart w:id="30" w:name="Xe52b7c41e7b273b7aa2b904b7a574c8f71fe0a9"/>
+    <w:bookmarkStart w:id="31" w:name="Xe52b7c41e7b273b7aa2b904b7a574c8f71fe0a9"/>
     <w:p>
       <w:pPr>
         <w:pStyle w:val="Heading1"/>
@@ -2936,12 +2936,274 @@
       </w:r>
     </w:p>
     <w:bookmarkEnd w:id="28"/>
-    <w:bookmarkStart w:id="29" w:name="what-i-could-not-do"/>
+    <w:bookmarkStart w:id="29" w:name="X5090e1d2a9314ecc46dc308067ed44e0f1c7c52"/>
     <w:p>
       <w:pPr>
         <w:pStyle w:val="Heading2"/>
       </w:pPr>
       <w:r>
+        <w:t xml:space="preserve">7c. Round 3: your archive data and raw outputs (added 3 October 2026)</w:t>
+      </w:r>
+    </w:p>
+    <w:p>
+      <w:pPr>
+        <w:pStyle w:val="FirstParagraph"/>
+      </w:pPr>
+      <w:r>
+        <w:t xml:space="preserve">The files you uploaded (run spreadsheet, results log, archived audits, PDOS workflow and outputs, U-sweep templates, reference mapping) closed 18 of the 55 manuscript AUTHOR ACTION markers outright and narrowed most of the rest; 37 remain in the built manuscript and 21 in the SI, most of them one-line confirmations from your input files. Every derived energy is now reproduced by</w:t>
+      </w:r>
+      <w:r>
+        <w:t xml:space="preserve"> </w:t>
+      </w:r>
+      <w:r>
+        <w:rPr>
+          <w:rStyle w:val="VerbatimChar"/>
+        </w:rPr>
+        <w:t xml:space="preserve">supporting_information_v4/check_ledger.py</w:t>
+      </w:r>
+      <w:r>
+        <w:t xml:space="preserve"> </w:t>
+      </w:r>
+      <w:r>
+        <w:t xml:space="preserve">from</w:t>
+      </w:r>
+      <w:r>
+        <w:t xml:space="preserve"> </w:t>
+      </w:r>
+      <w:r>
+        <w:rPr>
+          <w:rStyle w:val="VerbatimChar"/>
+        </w:rPr>
+        <w:t xml:space="preserve">energy_ledger.csv</w:t>
+      </w:r>
+      <w:r>
+        <w:t xml:space="preserve">. The row-by-row log is in</w:t>
+      </w:r>
+      <w:r>
+        <w:t xml:space="preserve"> </w:t>
+      </w:r>
+      <w:r>
+        <w:rPr>
+          <w:rStyle w:val="VerbatimChar"/>
+        </w:rPr>
+        <w:t xml:space="preserve">response_to_audit/Editorial_Pass_Log.md</w:t>
+      </w:r>
+      <w:r>
+        <w:t xml:space="preserve"> </w:t>
+      </w:r>
+      <w:r>
+        <w:t xml:space="preserve">(Round 3).</w:t>
+      </w:r>
+    </w:p>
+    <w:p>
+      <w:pPr>
+        <w:pStyle w:val="BodyText"/>
+      </w:pPr>
+      <w:r>
+        <w:t xml:space="preserve">Findings that change the paper:</w:t>
+      </w:r>
+    </w:p>
+    <w:p>
+      <w:pPr>
+        <w:numPr>
+          <w:ilvl w:val="0"/>
+          <w:numId w:val="1003"/>
+        </w:numPr>
+        <w:pStyle w:val="Compact"/>
+      </w:pPr>
+      <w:r>
+        <w:rPr>
+          <w:bCs/>
+          <w:b/>
+        </w:rPr>
+        <w:t xml:space="preserve">The Rb_VO hole is located.</w:t>
+      </w:r>
+      <w:r>
+        <w:t xml:space="preserve"> </w:t>
+      </w:r>
+      <w:r>
+        <w:t xml:space="preserve">projwfc.x Löwdin moments put +0.59 μB of the 1.01 μB on a single oxygen (O8) bonded to Rb, with +0.11 μB on two neighbours and −0.12 μB on Ti; the PDOS shows one empty minority-spin state just above E_F, 93 % O-2p. O8 is also the Bader depletion maximum. This is the site-resolved evidence the reviewers asked for (new Figure S1, rewritten Section 3.6).</w:t>
+      </w:r>
+    </w:p>
+    <w:p>
+      <w:pPr>
+        <w:numPr>
+          <w:ilvl w:val="0"/>
+          <w:numId w:val="1003"/>
+        </w:numPr>
+        <w:pStyle w:val="Compact"/>
+      </w:pPr>
+      <w:r>
+        <w:rPr>
+          <w:bCs/>
+          <w:b/>
+        </w:rPr>
+        <w:t xml:space="preserve">Rb moves 1.27 Å towards the vacancy.</w:t>
+      </w:r>
+      <w:r>
+        <w:t xml:space="preserve"> </w:t>
+      </w:r>
+      <w:r>
+        <w:t xml:space="preserve">In the relaxed Rb_VO coordinates the Rb ion sits 0.87 Å from the vacant oxygen site. The size contribution to the −4.06 eV value is therefore concrete, which strengthens the radius-confound caveat rather than the charge-only story (Sections 3.1, 4.1, 4.3).</w:t>
+      </w:r>
+    </w:p>
+    <w:p>
+      <w:pPr>
+        <w:numPr>
+          <w:ilvl w:val="0"/>
+          <w:numId w:val="1003"/>
+        </w:numPr>
+        <w:pStyle w:val="Compact"/>
+      </w:pPr>
+      <w:r>
+        <w:rPr>
+          <w:bCs/>
+          <w:b/>
+        </w:rPr>
+        <w:t xml:space="preserve">Figure 1 was not the relaxed structure.</w:t>
+      </w:r>
+      <w:r>
+        <w:t xml:space="preserve"> </w:t>
+      </w:r>
+      <w:r>
+        <w:t xml:space="preserve">The old figure was drawn from ideal anatase positions; the new one is drawn from your relaxed coordinates. Figure 4 had a clipped fill and a fictitious Rb-d curve; it is re-plotted from your PDOS tables.</w:t>
+      </w:r>
+    </w:p>
+    <w:p>
+      <w:pPr>
+        <w:numPr>
+          <w:ilvl w:val="0"/>
+          <w:numId w:val="1003"/>
+        </w:numPr>
+        <w:pStyle w:val="Compact"/>
+      </w:pPr>
+      <w:r>
+        <w:rPr>
+          <w:bCs/>
+          <w:b/>
+        </w:rPr>
+        <w:t xml:space="preserve">Several</w:t>
+      </w:r>
+      <w:r>
+        <w:rPr>
+          <w:bCs/>
+          <w:b/>
+        </w:rPr>
+        <w:t xml:space="preserve"> </w:t>
+      </w:r>
+      <w:r>
+        <w:rPr>
+          <w:bCs/>
+          <w:b/>
+        </w:rPr>
+        <w:t xml:space="preserve">“</w:t>
+      </w:r>
+      <w:r>
+        <w:rPr>
+          <w:bCs/>
+          <w:b/>
+        </w:rPr>
+        <w:t xml:space="preserve">m_abs</w:t>
+      </w:r>
+      <w:r>
+        <w:rPr>
+          <w:bCs/>
+          <w:b/>
+        </w:rPr>
+        <w:t xml:space="preserve">”</w:t>
+      </w:r>
+      <w:r>
+        <w:rPr>
+          <w:bCs/>
+          <w:b/>
+        </w:rPr>
+        <w:t xml:space="preserve"> </w:t>
+      </w:r>
+      <w:r>
+        <w:rPr>
+          <w:bCs/>
+          <w:b/>
+        </w:rPr>
+        <w:t xml:space="preserve">values were total magnetisations</w:t>
+      </w:r>
+      <w:r>
+        <w:t xml:space="preserve"> </w:t>
+      </w:r>
+      <w:r>
+        <w:t xml:space="preserve">(charged series 1.99/2.99, dual-U, U sweep, D3, HSE). Corrected; q = +2 has m_abs = 3.82 μB.</w:t>
+      </w:r>
+    </w:p>
+    <w:p>
+      <w:pPr>
+        <w:numPr>
+          <w:ilvl w:val="0"/>
+          <w:numId w:val="1003"/>
+        </w:numPr>
+        <w:pStyle w:val="Compact"/>
+      </w:pPr>
+      <w:r>
+        <w:rPr>
+          <w:bCs/>
+          <w:b/>
+        </w:rPr>
+        <w:t xml:space="preserve">My earlier statement about starting_magnetization was wrong.</w:t>
+      </w:r>
+      <w:r>
+        <w:t xml:space="preserve"> </w:t>
+      </w:r>
+      <w:r>
+        <w:t xml:space="preserve">pw.x accepts explicit zeros (checked in the QE 7.5 source); your production runs started from zero on all species, and the text now says what that implies.</w:t>
+      </w:r>
+    </w:p>
+    <w:p>
+      <w:pPr>
+        <w:numPr>
+          <w:ilvl w:val="0"/>
+          <w:numId w:val="1003"/>
+        </w:numPr>
+        <w:pStyle w:val="Compact"/>
+      </w:pPr>
+      <w:r>
+        <w:rPr>
+          <w:bCs/>
+          <w:b/>
+        </w:rPr>
+        <w:t xml:space="preserve">The pristine perfect cell may be unrelaxed.</w:t>
+      </w:r>
+      <w:r>
+        <w:t xml:space="preserve"> </w:t>
+      </w:r>
+      <w:r>
+        <w:t xml:space="preserve">Your run log lists an earlier pristine run as an SCF with a 0.58 eV/Å residual force. If the production pristine energy is also unrelaxed, the pristine formation energy (+4.74 eV) and the reductions relative to it are underestimated. Please check the output.</w:t>
+      </w:r>
+    </w:p>
+    <w:p>
+      <w:pPr>
+        <w:pStyle w:val="FirstParagraph"/>
+      </w:pPr>
+      <w:r>
+        <w:t xml:space="preserve">The companion device-simulation manuscript (Pr³⁺:SnO₂ / CsPbBr₃) was audited separately:</w:t>
+      </w:r>
+      <w:r>
+        <w:t xml:space="preserve"> </w:t>
+      </w:r>
+      <w:r>
+        <w:rPr>
+          <w:rStyle w:val="VerbatimChar"/>
+        </w:rPr>
+        <w:t xml:space="preserve">device_paper_review/Device_Manuscript_Audit.{md,docx}</w:t>
+      </w:r>
+      <w:r>
+        <w:t xml:space="preserve">. Its verdict is a very high desk-reject risk in its current form (titles claim ML and DFT that the paper does not contain; the headline 100× R_sh is imposed by Eq. 1; Pr³⁺ on Sn⁴⁺ is an acceptor, not a donor; several equation and number inconsistencies).</w:t>
+      </w:r>
+    </w:p>
+    <w:bookmarkEnd w:id="29"/>
+    <w:bookmarkStart w:id="30" w:name="what-i-could-not-do"/>
+    <w:p>
+      <w:pPr>
+        <w:pStyle w:val="Heading2"/>
+      </w:pPr>
+      <w:r>
         <w:t xml:space="preserve">8. What I could not do</w:t>
       </w:r>
     </w:p>
@@ -2983,8 +3245,8 @@
         <w:t xml:space="preserve">in Word once before editing. I cannot run Quantum ESPRESSO here, open your archive, or read your output files, so nothing in v4 is a new result. I cannot submit on your behalf: submission must be made by the corresponding author through the journal’s portal after all co-authors approve. Publisher, Scimago and DOI landing pages were blocked from this environment, so journal metrics and the four flagged references rest on secondary sources and need your confirmation.</w:t>
       </w:r>
     </w:p>
-    <w:bookmarkEnd w:id="29"/>
     <w:bookmarkEnd w:id="30"/>
+    <w:bookmarkEnd w:id="31"/>
     <w:sectPr/>
   </w:body>
 </w:document>
@@ -3167,6 +3429,91 @@
       </w:pPr>
     </w:lvl>
   </w:abstractNum>
+  <w:abstractNum w:abstractNumId="99411">
+    <w:nsid w:val="A99411"/>
+    <w:multiLevelType w:val="multilevel"/>
+    <w:lvl w:ilvl="0">
+      <w:start w:val="1"/>
+      <w:numFmt w:val="decimal"/>
+      <w:lvlText w:val="%1."/>
+      <w:lvlJc w:val="left"/>
+      <w:pPr>
+        <w:ind w:left="720" w:hanging="480"/>
+      </w:pPr>
+    </w:lvl>
+    <w:lvl w:ilvl="1">
+      <w:start w:val="1"/>
+      <w:numFmt w:val="decimal"/>
+      <w:lvlText w:val="%2."/>
+      <w:lvlJc w:val="left"/>
+      <w:pPr>
+        <w:ind w:left="1440" w:hanging="480"/>
+      </w:pPr>
+    </w:lvl>
+    <w:lvl w:ilvl="2">
+      <w:start w:val="1"/>
+      <w:numFmt w:val="decimal"/>
+      <w:lvlText w:val="%3."/>
+      <w:lvlJc w:val="left"/>
+      <w:pPr>
+        <w:ind w:left="2160" w:hanging="480"/>
+      </w:pPr>
+    </w:lvl>
+    <w:lvl w:ilvl="3">
+      <w:start w:val="1"/>
+      <w:numFmt w:val="decimal"/>
+      <w:lvlText w:val="%4."/>
+      <w:lvlJc w:val="left"/>
+      <w:pPr>
+        <w:ind w:left="2880" w:hanging="480"/>
+      </w:pPr>
+    </w:lvl>
+    <w:lvl w:ilvl="4">
+      <w:start w:val="1"/>
+      <w:numFmt w:val="decimal"/>
+      <w:lvlText w:val="%5."/>
+      <w:lvlJc w:val="left"/>
+      <w:pPr>
+        <w:ind w:left="3600" w:hanging="480"/>
+      </w:pPr>
+    </w:lvl>
+    <w:lvl w:ilvl="5">
+      <w:start w:val="1"/>
+      <w:numFmt w:val="decimal"/>
+      <w:lvlText w:val="%6."/>
+      <w:lvlJc w:val="left"/>
+      <w:pPr>
+        <w:ind w:left="4320" w:hanging="480"/>
+      </w:pPr>
+    </w:lvl>
+    <w:lvl w:ilvl="6">
+      <w:start w:val="1"/>
+      <w:numFmt w:val="decimal"/>
+      <w:lvlText w:val="%7."/>
+      <w:lvlJc w:val="left"/>
+      <w:pPr>
+        <w:ind w:left="5040" w:hanging="480"/>
+      </w:pPr>
+    </w:lvl>
+    <w:lvl w:ilvl="7">
+      <w:start w:val="1"/>
+      <w:numFmt w:val="decimal"/>
+      <w:lvlText w:val="%8."/>
+      <w:lvlJc w:val="left"/>
+      <w:pPr>
+        <w:ind w:left="5760" w:hanging="480"/>
+      </w:pPr>
+    </w:lvl>
+    <w:lvl w:ilvl="8">
+      <w:start w:val="1"/>
+      <w:numFmt w:val="decimal"/>
+      <w:lvlText w:val="%9."/>
+      <w:lvlJc w:val="left"/>
+      <w:pPr>
+        <w:ind w:left="6480" w:hanging="480"/>
+      </w:pPr>
+    </w:lvl>
+  </w:abstractNum>
   <w:num w:numId="1000">
     <w:abstractNumId w:val="990"/>
   </w:num>
@@ -3175,6 +3522,36 @@
   </w:num>
   <w:num w:numId="1002">
     <w:abstractNumId w:val="991"/>
+  </w:num>
+  <w:num w:numId="1003">
+    <w:abstractNumId w:val="99411"/>
+    <w:lvlOverride w:ilvl="0">
+      <w:startOverride w:val="1"/>
+    </w:lvlOverride>
+    <w:lvlOverride w:ilvl="1">
+      <w:startOverride w:val="1"/>
+    </w:lvlOverride>
+    <w:lvlOverride w:ilvl="2">
+      <w:startOverride w:val="1"/>
+    </w:lvlOverride>
+    <w:lvlOverride w:ilvl="3">
+      <w:startOverride w:val="1"/>
+    </w:lvlOverride>
+    <w:lvlOverride w:ilvl="4">
+      <w:startOverride w:val="1"/>
+    </w:lvlOverride>
+    <w:lvlOverride w:ilvl="5">
+      <w:startOverride w:val="1"/>
+    </w:lvlOverride>
+    <w:lvlOverride w:ilvl="6">
+      <w:startOverride w:val="1"/>
+    </w:lvlOverride>
+    <w:lvlOverride w:ilvl="7">
+      <w:startOverride w:val="1"/>
+    </w:lvlOverride>
+    <w:lvlOverride w:ilvl="8">
+      <w:startOverride w:val="1"/>
+    </w:lvlOverride>
   </w:num>
 </w:numbering>
 </file>
